--- a/products-storage/16-chto-v-smete-ne-oplatyat/67-pamyatka-zimnee-udorozhanie-i-vzis.docx
+++ b/products-storage/16-chto-v-smete-ne-oplatyat/67-pamyatka-zimnee-udorozhanie-i-vzis.docx
@@ -4,239 +4,310 @@
   <w:body>
     <w:p>
       <w:pPr>
+        <w:pStyle w:val="Title"/>
+      </w:pPr>
+      <w:r>
+        <w:t>Зимние затраты и временные здания и сооружения</w:t>
+      </w:r>
+    </w:p>
+    <w:p>
+      <w:pPr>
         <w:pStyle w:val="Heading1"/>
       </w:pPr>
       <w:r>
-        <w:t>Памятка: зимнее удорожание и временные здания и сооружения</w:t>
+        <w:t>Зимние затраты</w:t>
       </w:r>
     </w:p>
     <w:p>
       <w:r>
-        <w:t>Две группы затрат, которые считаются в смете отдельно и у субподрядчика выпадают чаще прочих: их легко не заметить при подписании летом и невозможно не заметить в декабре.</w:t>
+        <w:t>Сопоставьте график работ, местоположение объекта, технологию и применяемый способ расчёта зимних затрат. Проверьте состав начисления и отдельно предусмотренные мероприятия, чтобы не включить один расход дважды.</w:t>
       </w:r>
     </w:p>
-    <w:p/>
+    <w:p>
+      <w:r>
+        <w:t>• Период и способ расчёта: какие работы и календарные условия учтены; применяются ли усреднённые нормы или расчёт отдельных мероприятий.</w:t>
+      </w:r>
+    </w:p>
+    <w:p>
+      <w:r>
+        <w:t>• Технологические мероприятия: обогрев, тепляки, прогрев конструкций, дополнительные ресурсы и эксплуатация техники; какие из них уже учтены в расценках или начислениях.</w:t>
+      </w:r>
+    </w:p>
+    <w:p>
+      <w:r>
+        <w:t>• Площадка: кто обеспечивает тепло, электроэнергию, уборку снега и доступ, каким документом определены объём, учёт и оплата.</w:t>
+      </w:r>
+    </w:p>
+    <w:p>
+      <w:r>
+        <w:t>• Изменение графика: кто инициирует перенос и как стороны рассматривают связанные расходы. До подписания внесите в договор событие, срок уведомления, расчёт и документ согласования.</w:t>
+      </w:r>
+    </w:p>
+    <w:p>
+      <w:r>
+        <w:t>Сдвиг работ в зимний период требует проверки условий договора и применяемого расчёта. Изменение графика само по себе не устанавливает дополнительную цену: подготовьте уведомление и согласуйте основание и сумму в установленном порядке.</w:t>
+      </w:r>
+    </w:p>
+    <w:p>
+      <w:pPr>
+        <w:pStyle w:val="Heading1"/>
+      </w:pPr>
+      <w:r>
+        <w:t>Временные здания и сооружения</w:t>
+      </w:r>
+    </w:p>
+    <w:p>
+      <w:r>
+        <w:t>Составьте перечень необходимых бытовых, складских, сетевых и транспортных решений по проекту организации строительства и условиям площадки. Разделите титульные общеплощадочные объекты, нетитульные объекты и специальные вспомогательные сооружения. Проверьте, где учтены устройство, содержание и ликвидация каждого элемента.</w:t>
+      </w:r>
+    </w:p>
     <w:tbl>
       <w:tblPr>
-        <w:tblStyle w:val="TableGrid"/>
         <w:tblW w:type="auto" w:w="0"/>
+        <w:tblLayout w:type="fixed"/>
         <w:tblLook w:firstColumn="1" w:firstRow="1" w:lastColumn="0" w:lastRow="0" w:noHBand="0" w:noVBand="1" w:val="04A0"/>
       </w:tblPr>
       <w:tblGrid>
-        <w:gridCol w:w="8640"/>
+        <w:gridCol w:w="4876"/>
+        <w:gridCol w:w="4876"/>
       </w:tblGrid>
       <w:tr>
+        <w:trPr>
+          <w:cantSplit/>
+          <w:tblHeader/>
+        </w:trPr>
         <w:tc>
           <w:tcPr>
-            <w:tcW w:type="dxa" w:w="8640"/>
+            <w:tcW w:type="dxa" w:w="2948"/>
+            <w:vAlign w:val="center"/>
+            <w:tcBorders>
+              <w:top w:val="single" w:sz="4" w:color="D9D9D9"/>
+              <w:left w:val="single" w:sz="4" w:color="D9D9D9"/>
+              <w:bottom w:val="single" w:sz="4" w:color="D9D9D9"/>
+              <w:right w:val="single" w:sz="4" w:color="D9D9D9"/>
+            </w:tcBorders>
+            <w:shd w:fill="EAE9E5"/>
           </w:tcPr>
           <w:p>
+            <w:pPr>
+              <w:spacing w:after="80" w:before="60"/>
+            </w:pPr>
             <w:r>
               <w:rPr>
                 <w:b/>
+                <w:sz w:val="18"/>
               </w:rPr>
-              <w:t>Важно, прочитайте до использования</w:t>
+              <w:t>Что согласовать</w:t>
             </w:r>
           </w:p>
+        </w:tc>
+        <w:tc>
+          <w:tcPr>
+            <w:tcW w:type="dxa" w:w="6803"/>
+            <w:vAlign w:val="center"/>
+            <w:tcBorders>
+              <w:top w:val="single" w:sz="4" w:color="D9D9D9"/>
+              <w:left w:val="single" w:sz="4" w:color="D9D9D9"/>
+              <w:bottom w:val="single" w:sz="4" w:color="D9D9D9"/>
+              <w:right w:val="single" w:sz="4" w:color="D9D9D9"/>
+            </w:tcBorders>
+            <w:shd w:fill="EAE9E5"/>
+          </w:tcPr>
           <w:p>
+            <w:pPr>
+              <w:spacing w:after="80" w:before="60"/>
+            </w:pPr>
             <w:r>
-              <w:t>Это порядок проверки сметы и рабочие формы к нему, а не юридическая консультация, не составление сметы и не гарантия того, что генподрядчик согласится включить затраты. Комплект делает видимым, чего смета не оплачивает, — пока цена ещё обсуждается.</w:t>
+              <w:rPr>
+                <w:b/>
+                <w:sz w:val="18"/>
+              </w:rPr>
+              <w:t>Какие сведения закрепить</w:t>
             </w:r>
           </w:p>
+        </w:tc>
+      </w:tr>
+      <w:tr>
+        <w:trPr>
+          <w:cantSplit/>
+        </w:trPr>
+        <w:tc>
+          <w:tcPr>
+            <w:tcW w:type="dxa" w:w="2948"/>
+            <w:vAlign w:val="center"/>
+            <w:tcBorders>
+              <w:top w:val="single" w:sz="4" w:color="D9D9D9"/>
+              <w:left w:val="single" w:sz="4" w:color="D9D9D9"/>
+              <w:bottom w:val="single" w:sz="4" w:color="D9D9D9"/>
+              <w:right w:val="single" w:sz="4" w:color="D9D9D9"/>
+            </w:tcBorders>
+          </w:tcPr>
           <w:p>
+            <w:pPr>
+              <w:spacing w:after="80" w:before="60"/>
+            </w:pPr>
             <w:r>
-              <w:t>Комплект не составляет смету и не заменяет сметчика. Он проверяет уже составленную смету глазами того, кто по ней будет работать и получать деньги.</w:t>
+              <w:rPr>
+                <w:b w:val="0"/>
+                <w:sz w:val="18"/>
+              </w:rPr>
+              <w:t>Предоставление Заказчиком или генподрядчиком</w:t>
             </w:r>
           </w:p>
+        </w:tc>
+        <w:tc>
+          <w:tcPr>
+            <w:tcW w:type="dxa" w:w="6803"/>
+            <w:vAlign w:val="center"/>
+            <w:tcBorders>
+              <w:top w:val="single" w:sz="4" w:color="D9D9D9"/>
+              <w:left w:val="single" w:sz="4" w:color="D9D9D9"/>
+              <w:bottom w:val="single" w:sz="4" w:color="D9D9D9"/>
+              <w:right w:val="single" w:sz="4" w:color="D9D9D9"/>
+            </w:tcBorders>
+          </w:tcPr>
           <w:p>
+            <w:pPr>
+              <w:spacing w:after="80" w:before="60"/>
+            </w:pPr>
             <w:r>
-              <w:t>Числовых величин здесь нет намеренно: проценты накладных расходов и сметной прибыли, размеры зимнего удорожания, номера расценок и индексы меняются, а скачанный файл не обновляется сам. Названо, где величину брать на дату проверки и что в ней проверить.</w:t>
+              <w:rPr>
+                <w:b w:val="0"/>
+                <w:sz w:val="18"/>
+              </w:rPr>
+              <w:t>Перечень, количество, состояние, доступность, период и стоимость использования.</w:t>
             </w:r>
           </w:p>
+        </w:tc>
+      </w:tr>
+      <w:tr>
+        <w:trPr>
+          <w:cantSplit/>
+        </w:trPr>
+        <w:tc>
+          <w:tcPr>
+            <w:tcW w:type="dxa" w:w="2948"/>
+            <w:vAlign w:val="center"/>
+            <w:tcBorders>
+              <w:top w:val="single" w:sz="4" w:color="D9D9D9"/>
+              <w:left w:val="single" w:sz="4" w:color="D9D9D9"/>
+              <w:bottom w:val="single" w:sz="4" w:color="D9D9D9"/>
+              <w:right w:val="single" w:sz="4" w:color="D9D9D9"/>
+            </w:tcBorders>
+          </w:tcPr>
           <w:p>
+            <w:pPr>
+              <w:spacing w:after="80" w:before="60"/>
+            </w:pPr>
             <w:r>
-              <w:t>Тексты вычитку юристом не проходили. Ссылок на номера статей и нормативов в файлах нет: проверка ведётся по вашему договору и вашей смете, а спор о праве — работа юриста по конкретным документам.</w:t>
+              <w:rPr>
+                <w:b w:val="0"/>
+                <w:sz w:val="18"/>
+              </w:rPr>
+              <w:t>Расходы Подрядчика</w:t>
             </w:r>
           </w:p>
+        </w:tc>
+        <w:tc>
+          <w:tcPr>
+            <w:tcW w:type="dxa" w:w="6803"/>
+            <w:vAlign w:val="center"/>
+            <w:tcBorders>
+              <w:top w:val="single" w:sz="4" w:color="D9D9D9"/>
+              <w:left w:val="single" w:sz="4" w:color="D9D9D9"/>
+              <w:bottom w:val="single" w:sz="4" w:color="D9D9D9"/>
+              <w:right w:val="single" w:sz="4" w:color="D9D9D9"/>
+            </w:tcBorders>
+          </w:tcPr>
           <w:p>
+            <w:pPr>
+              <w:spacing w:after="80" w:before="60"/>
+            </w:pPr>
             <w:r>
-              <w:t>Граница проходит по стадии. Договор не подписан, смета обсуждается — комплект работает. Работы уже идут, а затрат в смете нет — это спор о цене выполненного, и он ведётся другими комплектами: «Дополнительные работы: как получить оплату» и «Акты выполненных работ, КС-2 и КС-3».</w:t>
+              <w:rPr>
+                <w:b w:val="0"/>
+                <w:sz w:val="18"/>
+              </w:rPr>
+              <w:t>Что он создаёт или арендует сам, расходы на содержание, подключения и потребление ресурсов.</w:t>
+            </w:r>
+          </w:p>
+        </w:tc>
+      </w:tr>
+      <w:tr>
+        <w:trPr>
+          <w:cantSplit/>
+        </w:trPr>
+        <w:tc>
+          <w:tcPr>
+            <w:tcW w:type="dxa" w:w="2948"/>
+            <w:vAlign w:val="center"/>
+            <w:tcBorders>
+              <w:top w:val="single" w:sz="4" w:color="D9D9D9"/>
+              <w:left w:val="single" w:sz="4" w:color="D9D9D9"/>
+              <w:bottom w:val="single" w:sz="4" w:color="D9D9D9"/>
+              <w:right w:val="single" w:sz="4" w:color="D9D9D9"/>
+            </w:tcBorders>
+          </w:tcPr>
+          <w:p>
+            <w:pPr>
+              <w:spacing w:after="80" w:before="60"/>
+            </w:pPr>
+            <w:r>
+              <w:rPr>
+                <w:b w:val="0"/>
+                <w:sz w:val="18"/>
+              </w:rPr>
+              <w:t>Продление и завершение</w:t>
+            </w:r>
+          </w:p>
+        </w:tc>
+        <w:tc>
+          <w:tcPr>
+            <w:tcW w:type="dxa" w:w="6803"/>
+            <w:vAlign w:val="center"/>
+            <w:tcBorders>
+              <w:top w:val="single" w:sz="4" w:color="D9D9D9"/>
+              <w:left w:val="single" w:sz="4" w:color="D9D9D9"/>
+              <w:bottom w:val="single" w:sz="4" w:color="D9D9D9"/>
+              <w:right w:val="single" w:sz="4" w:color="D9D9D9"/>
+            </w:tcBorders>
+          </w:tcPr>
+          <w:p>
+            <w:pPr>
+              <w:spacing w:after="80" w:before="60"/>
+            </w:pPr>
+            <w:r>
+              <w:rPr>
+                <w:b w:val="0"/>
+                <w:sz w:val="18"/>
+              </w:rPr>
+              <w:t>Дополнительный период использования, демонтаж, вывоз, восстановление территории и плательщик.</w:t>
             </w:r>
           </w:p>
         </w:tc>
       </w:tr>
     </w:tbl>
-    <w:p/>
     <w:p>
       <w:pPr>
-        <w:pStyle w:val="Heading2"/>
+        <w:pStyle w:val="Heading1"/>
       </w:pPr>
       <w:r>
-        <w:t>Часть 1. Зимнее удорожание</w:t>
+        <w:t>Результат проверки</w:t>
       </w:r>
     </w:p>
     <w:p>
       <w:r>
-        <w:t>Зимнее удорожание — дополнительные затраты, возникающие при производстве работ в зимний период: снижение выработки, обогрев, прогрев материалов и конструкций, снегоочистка, дополнительные расходы на эксплуатацию машин при отрицательных температурах.</w:t>
-      </w:r>
-    </w:p>
-    <w:p>
-      <w:pPr>
-        <w:pStyle w:val="Heading2"/>
-      </w:pPr>
-      <w:r>
-        <w:t>Откуда берётся величина</w:t>
+        <w:t>По каждой позиции зафиксируйте стоимость уже учтённой части, непокрытый остаток и документ о распределении обязанностей. Уточнения перенесите в запрос 64; согласованные условия — в протокол 65 и договор.</w:t>
       </w:r>
     </w:p>
     <w:p>
       <w:r>
-        <w:t>Величина определяется сметными нормативами и зависит от температурной зоны, вида работ и периода производства работ. Конкретных значений здесь нет намеренно — они пересматриваются, а файл не обновляется. Значение берётся из норматива в редакции, действующей на дату составления сметы ({{СМЕТНО_НОРМАТИВНАЯ_БАЗА}}), либо из порядка, установленного договором.</w:t>
-      </w:r>
-    </w:p>
-    <w:p>
-      <w:pPr>
-        <w:pStyle w:val="Heading2"/>
-      </w:pPr>
-      <w:r>
-        <w:t>Что проверить в смете</w:t>
-      </w:r>
-    </w:p>
-    <w:p>
-      <w:r>
-        <w:t>☐  Есть ли начисление зимнего удорожания вообще. Смета, составленная летом на работы, которые придутся на зиму, часто его не содержит.</w:t>
-      </w:r>
-    </w:p>
-    <w:p>
-      <w:r>
-        <w:t>☐  От какого периода производства работ считали: от планового графика или от реального срока начала. Расхождение здесь стоит больше, чем любая отдельная расценка.</w:t>
-      </w:r>
-    </w:p>
-    <w:p>
-      <w:r>
-        <w:t>☐  Совпадает ли температурная зона в расчёте с фактическим расположением объекта.</w:t>
-      </w:r>
-    </w:p>
-    <w:p>
-      <w:r>
-        <w:t>☐  Учтены ли в смете конкретные мероприятия, которые вам придётся выполнять: обогрев помещений, тепляки, прогрев бетона, применение противоморозных добавок, снегоочистка подходов и зоны работ.</w:t>
-      </w:r>
-    </w:p>
-    <w:p>
-      <w:r>
-        <w:t>☐  Кто обеспечивает и оплачивает тепло и электроэнергию для обогрева: по договору или по регламенту площадки.</w:t>
-      </w:r>
-    </w:p>
-    <w:p>
-      <w:r>
-        <w:t>☐  Что происходит со стоимостью, если срок сдвинется и работы уйдут в зиму. Записано ли это условие в договоре.</w:t>
-      </w:r>
-    </w:p>
-    <w:p>
-      <w:pPr>
-        <w:pStyle w:val="Heading2"/>
-      </w:pPr>
-      <w:r>
-        <w:t>Главная развилка</w:t>
-      </w:r>
-    </w:p>
-    <w:p>
-      <w:r>
-        <w:rPr>
-          <w:b/>
-        </w:rPr>
-        <w:t xml:space="preserve">График сдвинулся в зиму. </w:t>
-      </w:r>
-      <w:r>
-        <w:t>Это самый частый и самый дорогой случай: договор подписан летом, работы начались осенью по причинам, от вас не зависящим, и зимние затраты в цене не сидят. Если в договоре нет условия о пересчёте при сдвиге сроков, основание для пересчёта придётся выводить из переписки, а не из документа.</w:t>
-      </w:r>
-    </w:p>
-    <w:p>
-      <w:r>
-        <w:t>Отсюда рабочее действие до подписания: условие о пересчёте при сдвиге работ в зимний период вносится протоколом разногласий (раздел 3 протокола), а не обсуждается устно. Формулировка должна называть три вещи: событие, срок уведомления и документ, которым оформляется результат.</w:t>
-      </w:r>
-    </w:p>
-    <w:p>
-      <w:pPr>
-        <w:pStyle w:val="Heading2"/>
-      </w:pPr>
-      <w:r>
-        <w:t>Часть 2. Временные здания и сооружения</w:t>
-      </w:r>
-    </w:p>
-    <w:p>
-      <w:r>
-        <w:t>Временные здания и сооружения — то, что возводится или приспосабливается на время строительства и разбирается после: бытовые городки, склады, ограждения, временные сети и подъезды, площадки складирования.</w:t>
-      </w:r>
-    </w:p>
-    <w:p>
-      <w:r>
-        <w:t>Различают титульные — общеплощадочные, обслуживающие строительство объекта в целом, и нетитульные — обслуживающие отдельные виды работ. Для субподрядчика важно не название, а два вопроса: чем из этого вы будете пользоваться и кто за это платит.</w:t>
-      </w:r>
-    </w:p>
-    <w:p>
-      <w:pPr>
-        <w:pStyle w:val="Heading2"/>
-      </w:pPr>
-      <w:r>
-        <w:t>Что проверить</w:t>
-      </w:r>
-    </w:p>
-    <w:p>
-      <w:r>
-        <w:t>☐  Есть ли в смете начисление или отдельные позиции на временные здания и сооружения и относятся ли они к вашему объёму работ.</w:t>
-      </w:r>
-    </w:p>
-    <w:p>
-      <w:r>
-        <w:t>☐  Что предоставляет генподрядчик: бытовка, склад, точки подключения, освещение, охрана. Предоставляет ли безвозмездно или с удержанием.</w:t>
-      </w:r>
-    </w:p>
-    <w:p>
-      <w:r>
-        <w:t>☐  Записано ли предоставление в договоре. Обещание на планёрке предоставлением не является.</w:t>
-      </w:r>
-    </w:p>
-    <w:p>
-      <w:r>
-        <w:t>☐  Что вы обязаны поставить сами: ограждение зоны работ, освещение рабочих мест, места складирования.</w:t>
-      </w:r>
-    </w:p>
-    <w:p>
-      <w:r>
-        <w:t>☐  Кто платит за электроэнергию, воду и тепло, потреблённые в период работ, и как считается объём потребления.</w:t>
-      </w:r>
-    </w:p>
-    <w:p>
-      <w:r>
-        <w:t>☐  Кто и за чей счёт демонтирует и вывозит временное после окончания работ.</w:t>
-      </w:r>
-    </w:p>
-    <w:p>
-      <w:r>
-        <w:t>☐  Что происходит при продлении срока работ: содержание бытового городка на дополнительный период — чья зона.</w:t>
-      </w:r>
-    </w:p>
-    <w:p>
-      <w:pPr>
-        <w:pStyle w:val="Heading2"/>
-      </w:pPr>
-      <w:r>
-        <w:t>Формулировка, к которой стоит стремиться</w:t>
-      </w:r>
-    </w:p>
-    <w:p>
-      <w:r>
-        <w:t>Не «генподрядчик обеспечивает подрядчика необходимыми условиями», а перечень: что именно предоставляется, в каком количестве, с какого и по какое число, за чей счёт, и что происходит при продлении срока. Общая формулировка на площадке всегда толкуется в пользу того, кто её написал.</w:t>
-      </w:r>
-    </w:p>
-    <w:p>
-      <w:r>
-        <w:t>Перечень переносится в договор либо в раздел 2 протокола разногласий, а недостающие позиции — в реестр затрат по объекту со статусом «в договоре не распределено».</w:t>
+        <w:t>Для нормативного расчёта временных объектов проверьте применимость Методики Минстроя России № 332/пр и состава накладных расходов по Методике № 812/пр в применимых редакциях.</w:t>
       </w:r>
     </w:p>
     <w:sectPr>
-      <w:pgSz w:w="12240" w:h="15840"/>
-      <w:pgMar w:top="1440" w:right="1800" w:bottom="1440" w:left="1800" w:header="720" w:footer="720" w:gutter="0"/>
+      <w:pgSz w:w="11906" w:h="16838"/>
+      <w:pgMar w:top="907" w:right="1020" w:bottom="907" w:left="1134" w:header="720" w:footer="720" w:gutter="0"/>
       <w:cols w:space="720"/>
       <w:docGrid w:linePitch="360"/>
     </w:sectPr>
@@ -607,6 +678,14 @@
     <w:name w:val="Normal"/>
     <w:qFormat/>
     <w:rsid w:val="00FC693F"/>
+    <w:pPr>
+      <w:spacing w:after="120" w:line="264" w:lineRule="auto"/>
+    </w:pPr>
+    <w:rPr>
+      <w:rFonts w:ascii="Arial" w:hAnsi="Arial"/>
+      <w:color w:val="303539"/>
+      <w:sz w:val="20"/>
+    </w:rPr>
   </w:style>
   <w:style w:type="paragraph" w:styleId="Header">
     <w:name w:val="header"/>
@@ -663,15 +742,15 @@
     <w:pPr>
       <w:keepNext/>
       <w:keepLines/>
-      <w:spacing w:before="480" w:after="0"/>
+      <w:spacing w:before="180" w:after="80"/>
       <w:outlineLvl w:val="0"/>
     </w:pPr>
     <w:rPr>
-      <w:rFonts w:asciiTheme="majorHAnsi" w:eastAsiaTheme="majorEastAsia" w:hAnsiTheme="majorHAnsi" w:cstheme="majorBidi"/>
+      <w:rFonts w:asciiTheme="majorHAnsi" w:eastAsiaTheme="majorEastAsia" w:hAnsiTheme="majorHAnsi" w:cstheme="majorBidi" w:ascii="Arial" w:hAnsi="Arial"/>
       <w:b/>
       <w:bCs/>
-      <w:color w:val="365F91" w:themeColor="accent1" w:themeShade="BF"/>
-      <w:sz w:val="28"/>
+      <w:color w:val="303539"/>
+      <w:sz w:val="22"/>
       <w:szCs w:val="28"/>
     </w:rPr>
   </w:style>
@@ -687,15 +766,15 @@
     <w:pPr>
       <w:keepNext/>
       <w:keepLines/>
-      <w:spacing w:before="200" w:after="0"/>
+      <w:spacing w:before="180" w:after="80"/>
       <w:outlineLvl w:val="1"/>
     </w:pPr>
     <w:rPr>
-      <w:rFonts w:asciiTheme="majorHAnsi" w:eastAsiaTheme="majorEastAsia" w:hAnsiTheme="majorHAnsi" w:cstheme="majorBidi"/>
+      <w:rFonts w:asciiTheme="majorHAnsi" w:eastAsiaTheme="majorEastAsia" w:hAnsiTheme="majorHAnsi" w:cstheme="majorBidi" w:ascii="Arial" w:hAnsi="Arial"/>
       <w:b/>
       <w:bCs/>
-      <w:color w:val="4F81BD" w:themeColor="accent1"/>
-      <w:sz w:val="26"/>
+      <w:color w:val="303539"/>
+      <w:sz w:val="20"/>
       <w:szCs w:val="26"/>
     </w:rPr>
   </w:style>
@@ -949,18 +1028,16 @@
     <w:qFormat/>
     <w:rsid w:val="00FC693F"/>
     <w:pPr>
-      <w:pBdr>
-        <w:bottom w:val="single" w:sz="8" w:space="4" w:color="4F81BD" w:themeColor="accent1"/>
-      </w:pBdr>
-      <w:spacing w:after="300" w:line="240" w:lineRule="auto"/>
+      <w:spacing w:after="80" w:line="240" w:lineRule="auto" w:before="180"/>
       <w:contextualSpacing/>
     </w:pPr>
     <w:rPr>
-      <w:rFonts w:asciiTheme="majorHAnsi" w:eastAsiaTheme="majorEastAsia" w:hAnsiTheme="majorHAnsi" w:cstheme="majorBidi"/>
-      <w:color w:val="17365D" w:themeColor="text2" w:themeShade="BF"/>
+      <w:rFonts w:asciiTheme="majorHAnsi" w:eastAsiaTheme="majorEastAsia" w:hAnsiTheme="majorHAnsi" w:cstheme="majorBidi" w:ascii="Arial" w:hAnsi="Arial"/>
+      <w:b/>
+      <w:color w:val="303539"/>
       <w:spacing w:val="5"/>
       <w:kern w:val="28"/>
-      <w:sz w:val="52"/>
+      <w:sz w:val="30"/>
       <w:szCs w:val="52"/>
     </w:rPr>
   </w:style>
